--- a/clients/orx/crowdstrike/monthly/2026-04/ORX-CrowdStrike-Activity-2026-04.docx
+++ b/clients/orx/crowdstrike/monthly/2026-04/ORX-CrowdStrike-Activity-2026-04.docx
@@ -95,7 +95,7 @@
       <w:tr>
         <w:tc>
           <w:tcPr>
-            <w:tcW w:type="dxa" w:w="3744"/>
+            <w:tcW w:type="dxa" w:w="3528"/>
             <w:tcBorders>
               <w:top w:val="nil"/>
               <w:left w:val="nil"/>
@@ -133,7 +133,7 @@
         </w:tc>
         <w:tc>
           <w:tcPr>
-            <w:tcW w:type="dxa" w:w="3744"/>
+            <w:tcW w:type="dxa" w:w="3528"/>
             <w:tcBorders>
               <w:top w:val="nil"/>
               <w:left w:val="nil"/>
@@ -2323,7 +2323,7 @@
         </w:tc>
         <w:tc>
           <w:tcPr>
-            <w:tcW w:type="dxa" w:w="2592"/>
+            <w:tcW w:type="dxa" w:w="2448"/>
             <w:shd w:val="clear" w:color="auto" w:fill="006DB6"/>
             <w:tcBorders>
               <w:top w:val="single" w:sz="4" w:color="E9ECEF"/>
@@ -2350,7 +2350,7 @@
         </w:tc>
         <w:tc>
           <w:tcPr>
-            <w:tcW w:type="dxa" w:w="1872"/>
+            <w:tcW w:type="dxa" w:w="1728"/>
             <w:shd w:val="clear" w:color="auto" w:fill="006DB6"/>
             <w:tcBorders>
               <w:top w:val="single" w:sz="4" w:color="E9ECEF"/>
@@ -2377,7 +2377,7 @@
         </w:tc>
         <w:tc>
           <w:tcPr>
-            <w:tcW w:type="dxa" w:w="1872"/>
+            <w:tcW w:type="dxa" w:w="1728"/>
             <w:shd w:val="clear" w:color="auto" w:fill="006DB6"/>
             <w:tcBorders>
               <w:top w:val="single" w:sz="4" w:color="E9ECEF"/>
@@ -2453,7 +2453,7 @@
                 <w:color w:val="59595B"/>
                 <w:sz w:val="19"/>
               </w:rPr>
-              <w:t>2026-04-23</w:t>
+              <w:t>—</w:t>
             </w:r>
           </w:p>
         </w:tc>
@@ -2485,7 +2485,7 @@
         </w:tc>
         <w:tc>
           <w:tcPr>
-            <w:tcW w:type="dxa" w:w="2592"/>
+            <w:tcW w:type="dxa" w:w="2448"/>
             <w:tcBorders>
               <w:top w:val="single" w:sz="4" w:color="E9ECEF"/>
               <w:left w:val="single" w:sz="4" w:color="E9ECEF"/>
@@ -2511,7 +2511,7 @@
         </w:tc>
         <w:tc>
           <w:tcPr>
-            <w:tcW w:type="dxa" w:w="1872"/>
+            <w:tcW w:type="dxa" w:w="1728"/>
             <w:tcBorders>
               <w:top w:val="single" w:sz="4" w:color="E9ECEF"/>
               <w:left w:val="single" w:sz="4" w:color="E9ECEF"/>
@@ -2537,7 +2537,7 @@
         </w:tc>
         <w:tc>
           <w:tcPr>
-            <w:tcW w:type="dxa" w:w="1872"/>
+            <w:tcW w:type="dxa" w:w="1728"/>
             <w:tcBorders>
               <w:top w:val="single" w:sz="4" w:color="E9ECEF"/>
               <w:left w:val="single" w:sz="4" w:color="E9ECEF"/>
@@ -2612,7 +2612,7 @@
                 <w:color w:val="59595B"/>
                 <w:sz w:val="19"/>
               </w:rPr>
-              <w:t>2026-04-20</w:t>
+              <w:t>—</w:t>
             </w:r>
           </w:p>
         </w:tc>
@@ -2645,7 +2645,7 @@
         </w:tc>
         <w:tc>
           <w:tcPr>
-            <w:tcW w:type="dxa" w:w="2592"/>
+            <w:tcW w:type="dxa" w:w="2448"/>
             <w:shd w:val="clear" w:color="auto" w:fill="F8F9FA"/>
             <w:tcBorders>
               <w:top w:val="single" w:sz="4" w:color="E9ECEF"/>
@@ -2672,7 +2672,7 @@
         </w:tc>
         <w:tc>
           <w:tcPr>
-            <w:tcW w:type="dxa" w:w="1872"/>
+            <w:tcW w:type="dxa" w:w="1728"/>
             <w:shd w:val="clear" w:color="auto" w:fill="F8F9FA"/>
             <w:tcBorders>
               <w:top w:val="single" w:sz="4" w:color="E9ECEF"/>
@@ -2699,7 +2699,7 @@
         </w:tc>
         <w:tc>
           <w:tcPr>
-            <w:tcW w:type="dxa" w:w="1872"/>
+            <w:tcW w:type="dxa" w:w="1728"/>
             <w:shd w:val="clear" w:color="auto" w:fill="F8F9FA"/>
             <w:tcBorders>
               <w:top w:val="single" w:sz="4" w:color="E9ECEF"/>
@@ -2775,7 +2775,7 @@
                 <w:color w:val="59595B"/>
                 <w:sz w:val="19"/>
               </w:rPr>
-              <w:t>2026-04-26</w:t>
+              <w:t>—</w:t>
             </w:r>
           </w:p>
         </w:tc>
@@ -2807,7 +2807,7 @@
         </w:tc>
         <w:tc>
           <w:tcPr>
-            <w:tcW w:type="dxa" w:w="2592"/>
+            <w:tcW w:type="dxa" w:w="2448"/>
             <w:tcBorders>
               <w:top w:val="single" w:sz="4" w:color="E9ECEF"/>
               <w:left w:val="single" w:sz="4" w:color="E9ECEF"/>
@@ -2833,7 +2833,7 @@
         </w:tc>
         <w:tc>
           <w:tcPr>
-            <w:tcW w:type="dxa" w:w="1872"/>
+            <w:tcW w:type="dxa" w:w="1728"/>
             <w:tcBorders>
               <w:top w:val="single" w:sz="4" w:color="E9ECEF"/>
               <w:left w:val="single" w:sz="4" w:color="E9ECEF"/>
@@ -2859,7 +2859,7 @@
         </w:tc>
         <w:tc>
           <w:tcPr>
-            <w:tcW w:type="dxa" w:w="1872"/>
+            <w:tcW w:type="dxa" w:w="1728"/>
             <w:tcBorders>
               <w:top w:val="single" w:sz="4" w:color="E9ECEF"/>
               <w:left w:val="single" w:sz="4" w:color="E9ECEF"/>
@@ -2934,7 +2934,7 @@
                 <w:color w:val="59595B"/>
                 <w:sz w:val="19"/>
               </w:rPr>
-              <w:t>2026-04-25</w:t>
+              <w:t>—</w:t>
             </w:r>
           </w:p>
         </w:tc>
@@ -2967,7 +2967,7 @@
         </w:tc>
         <w:tc>
           <w:tcPr>
-            <w:tcW w:type="dxa" w:w="2592"/>
+            <w:tcW w:type="dxa" w:w="2448"/>
             <w:shd w:val="clear" w:color="auto" w:fill="F8F9FA"/>
             <w:tcBorders>
               <w:top w:val="single" w:sz="4" w:color="E9ECEF"/>
@@ -2994,7 +2994,7 @@
         </w:tc>
         <w:tc>
           <w:tcPr>
-            <w:tcW w:type="dxa" w:w="1872"/>
+            <w:tcW w:type="dxa" w:w="1728"/>
             <w:shd w:val="clear" w:color="auto" w:fill="F8F9FA"/>
             <w:tcBorders>
               <w:top w:val="single" w:sz="4" w:color="E9ECEF"/>
@@ -3021,7 +3021,7 @@
         </w:tc>
         <w:tc>
           <w:tcPr>
-            <w:tcW w:type="dxa" w:w="1872"/>
+            <w:tcW w:type="dxa" w:w="1728"/>
             <w:shd w:val="clear" w:color="auto" w:fill="F8F9FA"/>
             <w:tcBorders>
               <w:top w:val="single" w:sz="4" w:color="E9ECEF"/>
@@ -3097,7 +3097,7 @@
                 <w:color w:val="59595B"/>
                 <w:sz w:val="19"/>
               </w:rPr>
-              <w:t>2026-04-16</w:t>
+              <w:t>—</w:t>
             </w:r>
           </w:p>
         </w:tc>
@@ -3129,7 +3129,7 @@
         </w:tc>
         <w:tc>
           <w:tcPr>
-            <w:tcW w:type="dxa" w:w="2592"/>
+            <w:tcW w:type="dxa" w:w="2448"/>
             <w:tcBorders>
               <w:top w:val="single" w:sz="4" w:color="E9ECEF"/>
               <w:left w:val="single" w:sz="4" w:color="E9ECEF"/>
@@ -3155,7 +3155,7 @@
         </w:tc>
         <w:tc>
           <w:tcPr>
-            <w:tcW w:type="dxa" w:w="1872"/>
+            <w:tcW w:type="dxa" w:w="1728"/>
             <w:tcBorders>
               <w:top w:val="single" w:sz="4" w:color="E9ECEF"/>
               <w:left w:val="single" w:sz="4" w:color="E9ECEF"/>
@@ -3181,7 +3181,7 @@
         </w:tc>
         <w:tc>
           <w:tcPr>
-            <w:tcW w:type="dxa" w:w="1872"/>
+            <w:tcW w:type="dxa" w:w="1728"/>
             <w:tcBorders>
               <w:top w:val="single" w:sz="4" w:color="E9ECEF"/>
               <w:left w:val="single" w:sz="4" w:color="E9ECEF"/>
@@ -3256,7 +3256,7 @@
                 <w:color w:val="59595B"/>
                 <w:sz w:val="19"/>
               </w:rPr>
-              <w:t>2026-04-24</w:t>
+              <w:t>—</w:t>
             </w:r>
           </w:p>
         </w:tc>
@@ -3289,7 +3289,7 @@
         </w:tc>
         <w:tc>
           <w:tcPr>
-            <w:tcW w:type="dxa" w:w="2592"/>
+            <w:tcW w:type="dxa" w:w="2448"/>
             <w:shd w:val="clear" w:color="auto" w:fill="F8F9FA"/>
             <w:tcBorders>
               <w:top w:val="single" w:sz="4" w:color="E9ECEF"/>
@@ -3316,7 +3316,7 @@
         </w:tc>
         <w:tc>
           <w:tcPr>
-            <w:tcW w:type="dxa" w:w="1872"/>
+            <w:tcW w:type="dxa" w:w="1728"/>
             <w:shd w:val="clear" w:color="auto" w:fill="F8F9FA"/>
             <w:tcBorders>
               <w:top w:val="single" w:sz="4" w:color="E9ECEF"/>
@@ -3343,7 +3343,7 @@
         </w:tc>
         <w:tc>
           <w:tcPr>
-            <w:tcW w:type="dxa" w:w="1872"/>
+            <w:tcW w:type="dxa" w:w="1728"/>
             <w:shd w:val="clear" w:color="auto" w:fill="F8F9FA"/>
             <w:tcBorders>
               <w:top w:val="single" w:sz="4" w:color="E9ECEF"/>
@@ -3419,7 +3419,7 @@
                 <w:color w:val="59595B"/>
                 <w:sz w:val="19"/>
               </w:rPr>
-              <w:t>2026-04-19</w:t>
+              <w:t>—</w:t>
             </w:r>
           </w:p>
         </w:tc>
@@ -3451,7 +3451,7 @@
         </w:tc>
         <w:tc>
           <w:tcPr>
-            <w:tcW w:type="dxa" w:w="2592"/>
+            <w:tcW w:type="dxa" w:w="2448"/>
             <w:tcBorders>
               <w:top w:val="single" w:sz="4" w:color="E9ECEF"/>
               <w:left w:val="single" w:sz="4" w:color="E9ECEF"/>
@@ -3477,7 +3477,7 @@
         </w:tc>
         <w:tc>
           <w:tcPr>
-            <w:tcW w:type="dxa" w:w="1872"/>
+            <w:tcW w:type="dxa" w:w="1728"/>
             <w:tcBorders>
               <w:top w:val="single" w:sz="4" w:color="E9ECEF"/>
               <w:left w:val="single" w:sz="4" w:color="E9ECEF"/>
@@ -3503,7 +3503,7 @@
         </w:tc>
         <w:tc>
           <w:tcPr>
-            <w:tcW w:type="dxa" w:w="1872"/>
+            <w:tcW w:type="dxa" w:w="1728"/>
             <w:tcBorders>
               <w:top w:val="single" w:sz="4" w:color="E9ECEF"/>
               <w:left w:val="single" w:sz="4" w:color="E9ECEF"/>
@@ -3578,7 +3578,7 @@
                 <w:color w:val="59595B"/>
                 <w:sz w:val="19"/>
               </w:rPr>
-              <w:t>2026-04-27</w:t>
+              <w:t>—</w:t>
             </w:r>
           </w:p>
         </w:tc>
@@ -3611,7 +3611,7 @@
         </w:tc>
         <w:tc>
           <w:tcPr>
-            <w:tcW w:type="dxa" w:w="2592"/>
+            <w:tcW w:type="dxa" w:w="2448"/>
             <w:shd w:val="clear" w:color="auto" w:fill="F8F9FA"/>
             <w:tcBorders>
               <w:top w:val="single" w:sz="4" w:color="E9ECEF"/>
@@ -3638,7 +3638,7 @@
         </w:tc>
         <w:tc>
           <w:tcPr>
-            <w:tcW w:type="dxa" w:w="1872"/>
+            <w:tcW w:type="dxa" w:w="1728"/>
             <w:shd w:val="clear" w:color="auto" w:fill="F8F9FA"/>
             <w:tcBorders>
               <w:top w:val="single" w:sz="4" w:color="E9ECEF"/>
@@ -3665,7 +3665,7 @@
         </w:tc>
         <w:tc>
           <w:tcPr>
-            <w:tcW w:type="dxa" w:w="1872"/>
+            <w:tcW w:type="dxa" w:w="1728"/>
             <w:shd w:val="clear" w:color="auto" w:fill="F8F9FA"/>
             <w:tcBorders>
               <w:top w:val="single" w:sz="4" w:color="E9ECEF"/>
@@ -3741,7 +3741,7 @@
                 <w:color w:val="59595B"/>
                 <w:sz w:val="19"/>
               </w:rPr>
-              <w:t>2026-04-26</w:t>
+              <w:t>—</w:t>
             </w:r>
           </w:p>
         </w:tc>
@@ -3773,7 +3773,7 @@
         </w:tc>
         <w:tc>
           <w:tcPr>
-            <w:tcW w:type="dxa" w:w="2592"/>
+            <w:tcW w:type="dxa" w:w="2448"/>
             <w:tcBorders>
               <w:top w:val="single" w:sz="4" w:color="E9ECEF"/>
               <w:left w:val="single" w:sz="4" w:color="E9ECEF"/>
@@ -3799,7 +3799,7 @@
         </w:tc>
         <w:tc>
           <w:tcPr>
-            <w:tcW w:type="dxa" w:w="1872"/>
+            <w:tcW w:type="dxa" w:w="1728"/>
             <w:tcBorders>
               <w:top w:val="single" w:sz="4" w:color="E9ECEF"/>
               <w:left w:val="single" w:sz="4" w:color="E9ECEF"/>
@@ -3825,7 +3825,7 @@
         </w:tc>
         <w:tc>
           <w:tcPr>
-            <w:tcW w:type="dxa" w:w="1872"/>
+            <w:tcW w:type="dxa" w:w="1728"/>
             <w:tcBorders>
               <w:top w:val="single" w:sz="4" w:color="E9ECEF"/>
               <w:left w:val="single" w:sz="4" w:color="E9ECEF"/>
@@ -3900,7 +3900,7 @@
                 <w:color w:val="59595B"/>
                 <w:sz w:val="19"/>
               </w:rPr>
-              <w:t>2026-04-19</w:t>
+              <w:t>—</w:t>
             </w:r>
           </w:p>
         </w:tc>
@@ -3933,7 +3933,7 @@
         </w:tc>
         <w:tc>
           <w:tcPr>
-            <w:tcW w:type="dxa" w:w="2592"/>
+            <w:tcW w:type="dxa" w:w="2448"/>
             <w:shd w:val="clear" w:color="auto" w:fill="F8F9FA"/>
             <w:tcBorders>
               <w:top w:val="single" w:sz="4" w:color="E9ECEF"/>
@@ -3960,7 +3960,7 @@
         </w:tc>
         <w:tc>
           <w:tcPr>
-            <w:tcW w:type="dxa" w:w="1872"/>
+            <w:tcW w:type="dxa" w:w="1728"/>
             <w:shd w:val="clear" w:color="auto" w:fill="F8F9FA"/>
             <w:tcBorders>
               <w:top w:val="single" w:sz="4" w:color="E9ECEF"/>
@@ -3987,7 +3987,7 @@
         </w:tc>
         <w:tc>
           <w:tcPr>
-            <w:tcW w:type="dxa" w:w="1872"/>
+            <w:tcW w:type="dxa" w:w="1728"/>
             <w:shd w:val="clear" w:color="auto" w:fill="F8F9FA"/>
             <w:tcBorders>
               <w:top w:val="single" w:sz="4" w:color="E9ECEF"/>
@@ -4063,7 +4063,7 @@
                 <w:color w:val="59595B"/>
                 <w:sz w:val="19"/>
               </w:rPr>
-              <w:t>2026-04-19</w:t>
+              <w:t>—</w:t>
             </w:r>
           </w:p>
         </w:tc>
@@ -4095,7 +4095,7 @@
         </w:tc>
         <w:tc>
           <w:tcPr>
-            <w:tcW w:type="dxa" w:w="2592"/>
+            <w:tcW w:type="dxa" w:w="2448"/>
             <w:tcBorders>
               <w:top w:val="single" w:sz="4" w:color="E9ECEF"/>
               <w:left w:val="single" w:sz="4" w:color="E9ECEF"/>
@@ -4121,7 +4121,7 @@
         </w:tc>
         <w:tc>
           <w:tcPr>
-            <w:tcW w:type="dxa" w:w="1872"/>
+            <w:tcW w:type="dxa" w:w="1728"/>
             <w:tcBorders>
               <w:top w:val="single" w:sz="4" w:color="E9ECEF"/>
               <w:left w:val="single" w:sz="4" w:color="E9ECEF"/>
@@ -4147,7 +4147,7 @@
         </w:tc>
         <w:tc>
           <w:tcPr>
-            <w:tcW w:type="dxa" w:w="1872"/>
+            <w:tcW w:type="dxa" w:w="1728"/>
             <w:tcBorders>
               <w:top w:val="single" w:sz="4" w:color="E9ECEF"/>
               <w:left w:val="single" w:sz="4" w:color="E9ECEF"/>
@@ -4222,7 +4222,7 @@
                 <w:color w:val="59595B"/>
                 <w:sz w:val="19"/>
               </w:rPr>
-              <w:t>2026-04-29</w:t>
+              <w:t>—</w:t>
             </w:r>
           </w:p>
         </w:tc>
@@ -4255,7 +4255,7 @@
         </w:tc>
         <w:tc>
           <w:tcPr>
-            <w:tcW w:type="dxa" w:w="2592"/>
+            <w:tcW w:type="dxa" w:w="2448"/>
             <w:shd w:val="clear" w:color="auto" w:fill="F8F9FA"/>
             <w:tcBorders>
               <w:top w:val="single" w:sz="4" w:color="E9ECEF"/>
@@ -4282,7 +4282,7 @@
         </w:tc>
         <w:tc>
           <w:tcPr>
-            <w:tcW w:type="dxa" w:w="1872"/>
+            <w:tcW w:type="dxa" w:w="1728"/>
             <w:shd w:val="clear" w:color="auto" w:fill="F8F9FA"/>
             <w:tcBorders>
               <w:top w:val="single" w:sz="4" w:color="E9ECEF"/>
@@ -4309,7 +4309,7 @@
         </w:tc>
         <w:tc>
           <w:tcPr>
-            <w:tcW w:type="dxa" w:w="1872"/>
+            <w:tcW w:type="dxa" w:w="1728"/>
             <w:shd w:val="clear" w:color="auto" w:fill="F8F9FA"/>
             <w:tcBorders>
               <w:top w:val="single" w:sz="4" w:color="E9ECEF"/>
@@ -4385,7 +4385,7 @@
                 <w:color w:val="59595B"/>
                 <w:sz w:val="19"/>
               </w:rPr>
-              <w:t>2026-04-27</w:t>
+              <w:t>—</w:t>
             </w:r>
           </w:p>
         </w:tc>
@@ -4417,7 +4417,7 @@
         </w:tc>
         <w:tc>
           <w:tcPr>
-            <w:tcW w:type="dxa" w:w="2592"/>
+            <w:tcW w:type="dxa" w:w="2448"/>
             <w:tcBorders>
               <w:top w:val="single" w:sz="4" w:color="E9ECEF"/>
               <w:left w:val="single" w:sz="4" w:color="E9ECEF"/>
@@ -4443,7 +4443,7 @@
         </w:tc>
         <w:tc>
           <w:tcPr>
-            <w:tcW w:type="dxa" w:w="1872"/>
+            <w:tcW w:type="dxa" w:w="1728"/>
             <w:tcBorders>
               <w:top w:val="single" w:sz="4" w:color="E9ECEF"/>
               <w:left w:val="single" w:sz="4" w:color="E9ECEF"/>
@@ -4469,7 +4469,7 @@
         </w:tc>
         <w:tc>
           <w:tcPr>
-            <w:tcW w:type="dxa" w:w="1872"/>
+            <w:tcW w:type="dxa" w:w="1728"/>
             <w:tcBorders>
               <w:top w:val="single" w:sz="4" w:color="E9ECEF"/>
               <w:left w:val="single" w:sz="4" w:color="E9ECEF"/>
@@ -4544,7 +4544,7 @@
                 <w:color w:val="59595B"/>
                 <w:sz w:val="19"/>
               </w:rPr>
-              <w:t>2026-04-17</w:t>
+              <w:t>—</w:t>
             </w:r>
           </w:p>
         </w:tc>
@@ -4577,7 +4577,7 @@
         </w:tc>
         <w:tc>
           <w:tcPr>
-            <w:tcW w:type="dxa" w:w="2592"/>
+            <w:tcW w:type="dxa" w:w="2448"/>
             <w:shd w:val="clear" w:color="auto" w:fill="F8F9FA"/>
             <w:tcBorders>
               <w:top w:val="single" w:sz="4" w:color="E9ECEF"/>
@@ -4604,7 +4604,7 @@
         </w:tc>
         <w:tc>
           <w:tcPr>
-            <w:tcW w:type="dxa" w:w="1872"/>
+            <w:tcW w:type="dxa" w:w="1728"/>
             <w:shd w:val="clear" w:color="auto" w:fill="F8F9FA"/>
             <w:tcBorders>
               <w:top w:val="single" w:sz="4" w:color="E9ECEF"/>
@@ -4631,7 +4631,7 @@
         </w:tc>
         <w:tc>
           <w:tcPr>
-            <w:tcW w:type="dxa" w:w="1872"/>
+            <w:tcW w:type="dxa" w:w="1728"/>
             <w:shd w:val="clear" w:color="auto" w:fill="F8F9FA"/>
             <w:tcBorders>
               <w:top w:val="single" w:sz="4" w:color="E9ECEF"/>
@@ -4707,7 +4707,7 @@
                 <w:color w:val="59595B"/>
                 <w:sz w:val="19"/>
               </w:rPr>
-              <w:t>2026-04-27</w:t>
+              <w:t>—</w:t>
             </w:r>
           </w:p>
         </w:tc>
@@ -4739,7 +4739,7 @@
         </w:tc>
         <w:tc>
           <w:tcPr>
-            <w:tcW w:type="dxa" w:w="2592"/>
+            <w:tcW w:type="dxa" w:w="2448"/>
             <w:tcBorders>
               <w:top w:val="single" w:sz="4" w:color="E9ECEF"/>
               <w:left w:val="single" w:sz="4" w:color="E9ECEF"/>
@@ -4765,7 +4765,7 @@
         </w:tc>
         <w:tc>
           <w:tcPr>
-            <w:tcW w:type="dxa" w:w="1872"/>
+            <w:tcW w:type="dxa" w:w="1728"/>
             <w:tcBorders>
               <w:top w:val="single" w:sz="4" w:color="E9ECEF"/>
               <w:left w:val="single" w:sz="4" w:color="E9ECEF"/>
@@ -4791,7 +4791,7 @@
         </w:tc>
         <w:tc>
           <w:tcPr>
-            <w:tcW w:type="dxa" w:w="1872"/>
+            <w:tcW w:type="dxa" w:w="1728"/>
             <w:tcBorders>
               <w:top w:val="single" w:sz="4" w:color="E9ECEF"/>
               <w:left w:val="single" w:sz="4" w:color="E9ECEF"/>
@@ -4866,7 +4866,7 @@
                 <w:color w:val="59595B"/>
                 <w:sz w:val="19"/>
               </w:rPr>
-              <w:t>2026-04-19</w:t>
+              <w:t>—</w:t>
             </w:r>
           </w:p>
         </w:tc>
@@ -4899,7 +4899,7 @@
         </w:tc>
         <w:tc>
           <w:tcPr>
-            <w:tcW w:type="dxa" w:w="2592"/>
+            <w:tcW w:type="dxa" w:w="2448"/>
             <w:shd w:val="clear" w:color="auto" w:fill="F8F9FA"/>
             <w:tcBorders>
               <w:top w:val="single" w:sz="4" w:color="E9ECEF"/>
@@ -4926,7 +4926,7 @@
         </w:tc>
         <w:tc>
           <w:tcPr>
-            <w:tcW w:type="dxa" w:w="1872"/>
+            <w:tcW w:type="dxa" w:w="1728"/>
             <w:shd w:val="clear" w:color="auto" w:fill="F8F9FA"/>
             <w:tcBorders>
               <w:top w:val="single" w:sz="4" w:color="E9ECEF"/>
@@ -4953,7 +4953,7 @@
         </w:tc>
         <w:tc>
           <w:tcPr>
-            <w:tcW w:type="dxa" w:w="1872"/>
+            <w:tcW w:type="dxa" w:w="1728"/>
             <w:shd w:val="clear" w:color="auto" w:fill="F8F9FA"/>
             <w:tcBorders>
               <w:top w:val="single" w:sz="4" w:color="E9ECEF"/>
@@ -5029,7 +5029,7 @@
                 <w:color w:val="59595B"/>
                 <w:sz w:val="19"/>
               </w:rPr>
-              <w:t>2026-04-23</w:t>
+              <w:t>—</w:t>
             </w:r>
           </w:p>
         </w:tc>
@@ -5061,7 +5061,7 @@
         </w:tc>
         <w:tc>
           <w:tcPr>
-            <w:tcW w:type="dxa" w:w="2592"/>
+            <w:tcW w:type="dxa" w:w="2448"/>
             <w:tcBorders>
               <w:top w:val="single" w:sz="4" w:color="E9ECEF"/>
               <w:left w:val="single" w:sz="4" w:color="E9ECEF"/>
@@ -5087,7 +5087,7 @@
         </w:tc>
         <w:tc>
           <w:tcPr>
-            <w:tcW w:type="dxa" w:w="1872"/>
+            <w:tcW w:type="dxa" w:w="1728"/>
             <w:tcBorders>
               <w:top w:val="single" w:sz="4" w:color="E9ECEF"/>
               <w:left w:val="single" w:sz="4" w:color="E9ECEF"/>
@@ -5113,7 +5113,7 @@
         </w:tc>
         <w:tc>
           <w:tcPr>
-            <w:tcW w:type="dxa" w:w="1872"/>
+            <w:tcW w:type="dxa" w:w="1728"/>
             <w:tcBorders>
               <w:top w:val="single" w:sz="4" w:color="E9ECEF"/>
               <w:left w:val="single" w:sz="4" w:color="E9ECEF"/>
@@ -5188,7 +5188,7 @@
                 <w:color w:val="59595B"/>
                 <w:sz w:val="19"/>
               </w:rPr>
-              <w:t>2026-04-19</w:t>
+              <w:t>—</w:t>
             </w:r>
           </w:p>
         </w:tc>
@@ -5221,7 +5221,7 @@
         </w:tc>
         <w:tc>
           <w:tcPr>
-            <w:tcW w:type="dxa" w:w="2592"/>
+            <w:tcW w:type="dxa" w:w="2448"/>
             <w:shd w:val="clear" w:color="auto" w:fill="F8F9FA"/>
             <w:tcBorders>
               <w:top w:val="single" w:sz="4" w:color="E9ECEF"/>
@@ -5248,7 +5248,7 @@
         </w:tc>
         <w:tc>
           <w:tcPr>
-            <w:tcW w:type="dxa" w:w="1872"/>
+            <w:tcW w:type="dxa" w:w="1728"/>
             <w:shd w:val="clear" w:color="auto" w:fill="F8F9FA"/>
             <w:tcBorders>
               <w:top w:val="single" w:sz="4" w:color="E9ECEF"/>
@@ -5275,7 +5275,7 @@
         </w:tc>
         <w:tc>
           <w:tcPr>
-            <w:tcW w:type="dxa" w:w="1872"/>
+            <w:tcW w:type="dxa" w:w="1728"/>
             <w:shd w:val="clear" w:color="auto" w:fill="F8F9FA"/>
             <w:tcBorders>
               <w:top w:val="single" w:sz="4" w:color="E9ECEF"/>
@@ -5351,7 +5351,7 @@
                 <w:color w:val="59595B"/>
                 <w:sz w:val="19"/>
               </w:rPr>
-              <w:t>2026-04-24</w:t>
+              <w:t>—</w:t>
             </w:r>
           </w:p>
         </w:tc>
@@ -5383,7 +5383,7 @@
         </w:tc>
         <w:tc>
           <w:tcPr>
-            <w:tcW w:type="dxa" w:w="2592"/>
+            <w:tcW w:type="dxa" w:w="2448"/>
             <w:tcBorders>
               <w:top w:val="single" w:sz="4" w:color="E9ECEF"/>
               <w:left w:val="single" w:sz="4" w:color="E9ECEF"/>
@@ -5409,7 +5409,7 @@
         </w:tc>
         <w:tc>
           <w:tcPr>
-            <w:tcW w:type="dxa" w:w="1872"/>
+            <w:tcW w:type="dxa" w:w="1728"/>
             <w:tcBorders>
               <w:top w:val="single" w:sz="4" w:color="E9ECEF"/>
               <w:left w:val="single" w:sz="4" w:color="E9ECEF"/>
@@ -5435,7 +5435,7 @@
         </w:tc>
         <w:tc>
           <w:tcPr>
-            <w:tcW w:type="dxa" w:w="1872"/>
+            <w:tcW w:type="dxa" w:w="1728"/>
             <w:tcBorders>
               <w:top w:val="single" w:sz="4" w:color="E9ECEF"/>
               <w:left w:val="single" w:sz="4" w:color="E9ECEF"/>
@@ -5510,7 +5510,7 @@
                 <w:color w:val="59595B"/>
                 <w:sz w:val="19"/>
               </w:rPr>
-              <w:t>2026-04-20</w:t>
+              <w:t>—</w:t>
             </w:r>
           </w:p>
         </w:tc>
@@ -5543,7 +5543,7 @@
         </w:tc>
         <w:tc>
           <w:tcPr>
-            <w:tcW w:type="dxa" w:w="2592"/>
+            <w:tcW w:type="dxa" w:w="2448"/>
             <w:shd w:val="clear" w:color="auto" w:fill="F8F9FA"/>
             <w:tcBorders>
               <w:top w:val="single" w:sz="4" w:color="E9ECEF"/>
@@ -5570,7 +5570,7 @@
         </w:tc>
         <w:tc>
           <w:tcPr>
-            <w:tcW w:type="dxa" w:w="1872"/>
+            <w:tcW w:type="dxa" w:w="1728"/>
             <w:shd w:val="clear" w:color="auto" w:fill="F8F9FA"/>
             <w:tcBorders>
               <w:top w:val="single" w:sz="4" w:color="E9ECEF"/>
@@ -5597,7 +5597,7 @@
         </w:tc>
         <w:tc>
           <w:tcPr>
-            <w:tcW w:type="dxa" w:w="1872"/>
+            <w:tcW w:type="dxa" w:w="1728"/>
             <w:shd w:val="clear" w:color="auto" w:fill="F8F9FA"/>
             <w:tcBorders>
               <w:top w:val="single" w:sz="4" w:color="E9ECEF"/>
@@ -5673,7 +5673,7 @@
                 <w:color w:val="59595B"/>
                 <w:sz w:val="19"/>
               </w:rPr>
-              <w:t>2026-04-26</w:t>
+              <w:t>—</w:t>
             </w:r>
           </w:p>
         </w:tc>
@@ -5705,7 +5705,7 @@
         </w:tc>
         <w:tc>
           <w:tcPr>
-            <w:tcW w:type="dxa" w:w="2592"/>
+            <w:tcW w:type="dxa" w:w="2448"/>
             <w:tcBorders>
               <w:top w:val="single" w:sz="4" w:color="E9ECEF"/>
               <w:left w:val="single" w:sz="4" w:color="E9ECEF"/>
@@ -5731,7 +5731,7 @@
         </w:tc>
         <w:tc>
           <w:tcPr>
-            <w:tcW w:type="dxa" w:w="1872"/>
+            <w:tcW w:type="dxa" w:w="1728"/>
             <w:tcBorders>
               <w:top w:val="single" w:sz="4" w:color="E9ECEF"/>
               <w:left w:val="single" w:sz="4" w:color="E9ECEF"/>
@@ -5757,7 +5757,7 @@
         </w:tc>
         <w:tc>
           <w:tcPr>
-            <w:tcW w:type="dxa" w:w="1872"/>
+            <w:tcW w:type="dxa" w:w="1728"/>
             <w:tcBorders>
               <w:top w:val="single" w:sz="4" w:color="E9ECEF"/>
               <w:left w:val="single" w:sz="4" w:color="E9ECEF"/>
@@ -5832,7 +5832,7 @@
                 <w:color w:val="59595B"/>
                 <w:sz w:val="19"/>
               </w:rPr>
-              <w:t>2026-04-24</w:t>
+              <w:t>—</w:t>
             </w:r>
           </w:p>
         </w:tc>
@@ -5865,7 +5865,7 @@
         </w:tc>
         <w:tc>
           <w:tcPr>
-            <w:tcW w:type="dxa" w:w="2592"/>
+            <w:tcW w:type="dxa" w:w="2448"/>
             <w:shd w:val="clear" w:color="auto" w:fill="F8F9FA"/>
             <w:tcBorders>
               <w:top w:val="single" w:sz="4" w:color="E9ECEF"/>
@@ -5892,7 +5892,7 @@
         </w:tc>
         <w:tc>
           <w:tcPr>
-            <w:tcW w:type="dxa" w:w="1872"/>
+            <w:tcW w:type="dxa" w:w="1728"/>
             <w:shd w:val="clear" w:color="auto" w:fill="F8F9FA"/>
             <w:tcBorders>
               <w:top w:val="single" w:sz="4" w:color="E9ECEF"/>
@@ -5919,7 +5919,7 @@
         </w:tc>
         <w:tc>
           <w:tcPr>
-            <w:tcW w:type="dxa" w:w="1872"/>
+            <w:tcW w:type="dxa" w:w="1728"/>
             <w:shd w:val="clear" w:color="auto" w:fill="F8F9FA"/>
             <w:tcBorders>
               <w:top w:val="single" w:sz="4" w:color="E9ECEF"/>
@@ -5995,7 +5995,7 @@
                 <w:color w:val="59595B"/>
                 <w:sz w:val="19"/>
               </w:rPr>
-              <w:t>2026-04-27</w:t>
+              <w:t>—</w:t>
             </w:r>
           </w:p>
         </w:tc>
@@ -6027,7 +6027,7 @@
         </w:tc>
         <w:tc>
           <w:tcPr>
-            <w:tcW w:type="dxa" w:w="2592"/>
+            <w:tcW w:type="dxa" w:w="2448"/>
             <w:tcBorders>
               <w:top w:val="single" w:sz="4" w:color="E9ECEF"/>
               <w:left w:val="single" w:sz="4" w:color="E9ECEF"/>
@@ -6053,7 +6053,7 @@
         </w:tc>
         <w:tc>
           <w:tcPr>
-            <w:tcW w:type="dxa" w:w="1872"/>
+            <w:tcW w:type="dxa" w:w="1728"/>
             <w:tcBorders>
               <w:top w:val="single" w:sz="4" w:color="E9ECEF"/>
               <w:left w:val="single" w:sz="4" w:color="E9ECEF"/>
@@ -6079,7 +6079,7 @@
         </w:tc>
         <w:tc>
           <w:tcPr>
-            <w:tcW w:type="dxa" w:w="1872"/>
+            <w:tcW w:type="dxa" w:w="1728"/>
             <w:tcBorders>
               <w:top w:val="single" w:sz="4" w:color="E9ECEF"/>
               <w:left w:val="single" w:sz="4" w:color="E9ECEF"/>
@@ -6154,7 +6154,7 @@
                 <w:color w:val="59595B"/>
                 <w:sz w:val="19"/>
               </w:rPr>
-              <w:t>2026-04-19</w:t>
+              <w:t>—</w:t>
             </w:r>
           </w:p>
         </w:tc>
@@ -6187,7 +6187,7 @@
         </w:tc>
         <w:tc>
           <w:tcPr>
-            <w:tcW w:type="dxa" w:w="2592"/>
+            <w:tcW w:type="dxa" w:w="2448"/>
             <w:shd w:val="clear" w:color="auto" w:fill="F8F9FA"/>
             <w:tcBorders>
               <w:top w:val="single" w:sz="4" w:color="E9ECEF"/>
@@ -6214,7 +6214,7 @@
         </w:tc>
         <w:tc>
           <w:tcPr>
-            <w:tcW w:type="dxa" w:w="1872"/>
+            <w:tcW w:type="dxa" w:w="1728"/>
             <w:shd w:val="clear" w:color="auto" w:fill="F8F9FA"/>
             <w:tcBorders>
               <w:top w:val="single" w:sz="4" w:color="E9ECEF"/>
@@ -6241,7 +6241,7 @@
         </w:tc>
         <w:tc>
           <w:tcPr>
-            <w:tcW w:type="dxa" w:w="1872"/>
+            <w:tcW w:type="dxa" w:w="1728"/>
             <w:shd w:val="clear" w:color="auto" w:fill="F8F9FA"/>
             <w:tcBorders>
               <w:top w:val="single" w:sz="4" w:color="E9ECEF"/>
@@ -6317,7 +6317,7 @@
                 <w:color w:val="59595B"/>
                 <w:sz w:val="19"/>
               </w:rPr>
-              <w:t>2026-04-19</w:t>
+              <w:t>—</w:t>
             </w:r>
           </w:p>
         </w:tc>
@@ -6349,7 +6349,7 @@
         </w:tc>
         <w:tc>
           <w:tcPr>
-            <w:tcW w:type="dxa" w:w="2592"/>
+            <w:tcW w:type="dxa" w:w="2448"/>
             <w:tcBorders>
               <w:top w:val="single" w:sz="4" w:color="E9ECEF"/>
               <w:left w:val="single" w:sz="4" w:color="E9ECEF"/>
@@ -6375,7 +6375,7 @@
         </w:tc>
         <w:tc>
           <w:tcPr>
-            <w:tcW w:type="dxa" w:w="1872"/>
+            <w:tcW w:type="dxa" w:w="1728"/>
             <w:tcBorders>
               <w:top w:val="single" w:sz="4" w:color="E9ECEF"/>
               <w:left w:val="single" w:sz="4" w:color="E9ECEF"/>
@@ -6401,7 +6401,7 @@
         </w:tc>
         <w:tc>
           <w:tcPr>
-            <w:tcW w:type="dxa" w:w="1872"/>
+            <w:tcW w:type="dxa" w:w="1728"/>
             <w:tcBorders>
               <w:top w:val="single" w:sz="4" w:color="E9ECEF"/>
               <w:left w:val="single" w:sz="4" w:color="E9ECEF"/>
@@ -6476,7 +6476,7 @@
                 <w:color w:val="59595B"/>
                 <w:sz w:val="19"/>
               </w:rPr>
-              <w:t>2026-04-19</w:t>
+              <w:t>—</w:t>
             </w:r>
           </w:p>
         </w:tc>
@@ -6509,7 +6509,7 @@
         </w:tc>
         <w:tc>
           <w:tcPr>
-            <w:tcW w:type="dxa" w:w="2592"/>
+            <w:tcW w:type="dxa" w:w="2448"/>
             <w:shd w:val="clear" w:color="auto" w:fill="F8F9FA"/>
             <w:tcBorders>
               <w:top w:val="single" w:sz="4" w:color="E9ECEF"/>
@@ -6536,7 +6536,7 @@
         </w:tc>
         <w:tc>
           <w:tcPr>
-            <w:tcW w:type="dxa" w:w="1872"/>
+            <w:tcW w:type="dxa" w:w="1728"/>
             <w:shd w:val="clear" w:color="auto" w:fill="F8F9FA"/>
             <w:tcBorders>
               <w:top w:val="single" w:sz="4" w:color="E9ECEF"/>
@@ -6563,7 +6563,7 @@
         </w:tc>
         <w:tc>
           <w:tcPr>
-            <w:tcW w:type="dxa" w:w="1872"/>
+            <w:tcW w:type="dxa" w:w="1728"/>
             <w:shd w:val="clear" w:color="auto" w:fill="F8F9FA"/>
             <w:tcBorders>
               <w:top w:val="single" w:sz="4" w:color="E9ECEF"/>
@@ -6639,7 +6639,7 @@
                 <w:color w:val="59595B"/>
                 <w:sz w:val="19"/>
               </w:rPr>
-              <w:t>2026-04-23</w:t>
+              <w:t>—</w:t>
             </w:r>
           </w:p>
         </w:tc>
@@ -6671,7 +6671,7 @@
         </w:tc>
         <w:tc>
           <w:tcPr>
-            <w:tcW w:type="dxa" w:w="2592"/>
+            <w:tcW w:type="dxa" w:w="2448"/>
             <w:tcBorders>
               <w:top w:val="single" w:sz="4" w:color="E9ECEF"/>
               <w:left w:val="single" w:sz="4" w:color="E9ECEF"/>
@@ -6697,7 +6697,7 @@
         </w:tc>
         <w:tc>
           <w:tcPr>
-            <w:tcW w:type="dxa" w:w="1872"/>
+            <w:tcW w:type="dxa" w:w="1728"/>
             <w:tcBorders>
               <w:top w:val="single" w:sz="4" w:color="E9ECEF"/>
               <w:left w:val="single" w:sz="4" w:color="E9ECEF"/>
@@ -6723,7 +6723,7 @@
         </w:tc>
         <w:tc>
           <w:tcPr>
-            <w:tcW w:type="dxa" w:w="1872"/>
+            <w:tcW w:type="dxa" w:w="1728"/>
             <w:tcBorders>
               <w:top w:val="single" w:sz="4" w:color="E9ECEF"/>
               <w:left w:val="single" w:sz="4" w:color="E9ECEF"/>
@@ -6798,7 +6798,7 @@
                 <w:color w:val="59595B"/>
                 <w:sz w:val="19"/>
               </w:rPr>
-              <w:t>2026-04-19</w:t>
+              <w:t>—</w:t>
             </w:r>
           </w:p>
         </w:tc>
@@ -6831,7 +6831,7 @@
         </w:tc>
         <w:tc>
           <w:tcPr>
-            <w:tcW w:type="dxa" w:w="2592"/>
+            <w:tcW w:type="dxa" w:w="2448"/>
             <w:shd w:val="clear" w:color="auto" w:fill="F8F9FA"/>
             <w:tcBorders>
               <w:top w:val="single" w:sz="4" w:color="E9ECEF"/>
@@ -6858,7 +6858,7 @@
         </w:tc>
         <w:tc>
           <w:tcPr>
-            <w:tcW w:type="dxa" w:w="1872"/>
+            <w:tcW w:type="dxa" w:w="1728"/>
             <w:shd w:val="clear" w:color="auto" w:fill="F8F9FA"/>
             <w:tcBorders>
               <w:top w:val="single" w:sz="4" w:color="E9ECEF"/>
@@ -6885,7 +6885,7 @@
         </w:tc>
         <w:tc>
           <w:tcPr>
-            <w:tcW w:type="dxa" w:w="1872"/>
+            <w:tcW w:type="dxa" w:w="1728"/>
             <w:shd w:val="clear" w:color="auto" w:fill="F8F9FA"/>
             <w:tcBorders>
               <w:top w:val="single" w:sz="4" w:color="E9ECEF"/>
@@ -6961,7 +6961,7 @@
                 <w:color w:val="59595B"/>
                 <w:sz w:val="19"/>
               </w:rPr>
-              <w:t>2026-04-25</w:t>
+              <w:t>—</w:t>
             </w:r>
           </w:p>
         </w:tc>
@@ -6993,7 +6993,7 @@
         </w:tc>
         <w:tc>
           <w:tcPr>
-            <w:tcW w:type="dxa" w:w="2592"/>
+            <w:tcW w:type="dxa" w:w="2448"/>
             <w:tcBorders>
               <w:top w:val="single" w:sz="4" w:color="E9ECEF"/>
               <w:left w:val="single" w:sz="4" w:color="E9ECEF"/>
@@ -7019,7 +7019,7 @@
         </w:tc>
         <w:tc>
           <w:tcPr>
-            <w:tcW w:type="dxa" w:w="1872"/>
+            <w:tcW w:type="dxa" w:w="1728"/>
             <w:tcBorders>
               <w:top w:val="single" w:sz="4" w:color="E9ECEF"/>
               <w:left w:val="single" w:sz="4" w:color="E9ECEF"/>
@@ -7045,7 +7045,7 @@
         </w:tc>
         <w:tc>
           <w:tcPr>
-            <w:tcW w:type="dxa" w:w="1872"/>
+            <w:tcW w:type="dxa" w:w="1728"/>
             <w:tcBorders>
               <w:top w:val="single" w:sz="4" w:color="E9ECEF"/>
               <w:left w:val="single" w:sz="4" w:color="E9ECEF"/>
@@ -7120,7 +7120,7 @@
                 <w:color w:val="59595B"/>
                 <w:sz w:val="19"/>
               </w:rPr>
-              <w:t>2026-04-19</w:t>
+              <w:t>—</w:t>
             </w:r>
           </w:p>
         </w:tc>
@@ -7153,7 +7153,7 @@
         </w:tc>
         <w:tc>
           <w:tcPr>
-            <w:tcW w:type="dxa" w:w="2592"/>
+            <w:tcW w:type="dxa" w:w="2448"/>
             <w:shd w:val="clear" w:color="auto" w:fill="F8F9FA"/>
             <w:tcBorders>
               <w:top w:val="single" w:sz="4" w:color="E9ECEF"/>
@@ -7180,7 +7180,7 @@
         </w:tc>
         <w:tc>
           <w:tcPr>
-            <w:tcW w:type="dxa" w:w="1872"/>
+            <w:tcW w:type="dxa" w:w="1728"/>
             <w:shd w:val="clear" w:color="auto" w:fill="F8F9FA"/>
             <w:tcBorders>
               <w:top w:val="single" w:sz="4" w:color="E9ECEF"/>
@@ -7207,7 +7207,7 @@
         </w:tc>
         <w:tc>
           <w:tcPr>
-            <w:tcW w:type="dxa" w:w="1872"/>
+            <w:tcW w:type="dxa" w:w="1728"/>
             <w:shd w:val="clear" w:color="auto" w:fill="F8F9FA"/>
             <w:tcBorders>
               <w:top w:val="single" w:sz="4" w:color="E9ECEF"/>
@@ -7283,7 +7283,7 @@
                 <w:color w:val="59595B"/>
                 <w:sz w:val="19"/>
               </w:rPr>
-              <w:t>2026-04-19</w:t>
+              <w:t>—</w:t>
             </w:r>
           </w:p>
         </w:tc>
@@ -7315,7 +7315,7 @@
         </w:tc>
         <w:tc>
           <w:tcPr>
-            <w:tcW w:type="dxa" w:w="2592"/>
+            <w:tcW w:type="dxa" w:w="2448"/>
             <w:tcBorders>
               <w:top w:val="single" w:sz="4" w:color="E9ECEF"/>
               <w:left w:val="single" w:sz="4" w:color="E9ECEF"/>
@@ -7341,7 +7341,7 @@
         </w:tc>
         <w:tc>
           <w:tcPr>
-            <w:tcW w:type="dxa" w:w="1872"/>
+            <w:tcW w:type="dxa" w:w="1728"/>
             <w:tcBorders>
               <w:top w:val="single" w:sz="4" w:color="E9ECEF"/>
               <w:left w:val="single" w:sz="4" w:color="E9ECEF"/>
@@ -7367,7 +7367,7 @@
         </w:tc>
         <w:tc>
           <w:tcPr>
-            <w:tcW w:type="dxa" w:w="1872"/>
+            <w:tcW w:type="dxa" w:w="1728"/>
             <w:tcBorders>
               <w:top w:val="single" w:sz="4" w:color="E9ECEF"/>
               <w:left w:val="single" w:sz="4" w:color="E9ECEF"/>
@@ -7442,7 +7442,7 @@
                 <w:color w:val="59595B"/>
                 <w:sz w:val="19"/>
               </w:rPr>
-              <w:t>2026-04-19</w:t>
+              <w:t>—</w:t>
             </w:r>
           </w:p>
         </w:tc>
@@ -7475,7 +7475,7 @@
         </w:tc>
         <w:tc>
           <w:tcPr>
-            <w:tcW w:type="dxa" w:w="2592"/>
+            <w:tcW w:type="dxa" w:w="2448"/>
             <w:shd w:val="clear" w:color="auto" w:fill="F8F9FA"/>
             <w:tcBorders>
               <w:top w:val="single" w:sz="4" w:color="E9ECEF"/>
@@ -7502,7 +7502,7 @@
         </w:tc>
         <w:tc>
           <w:tcPr>
-            <w:tcW w:type="dxa" w:w="1872"/>
+            <w:tcW w:type="dxa" w:w="1728"/>
             <w:shd w:val="clear" w:color="auto" w:fill="F8F9FA"/>
             <w:tcBorders>
               <w:top w:val="single" w:sz="4" w:color="E9ECEF"/>
@@ -7529,7 +7529,7 @@
         </w:tc>
         <w:tc>
           <w:tcPr>
-            <w:tcW w:type="dxa" w:w="1872"/>
+            <w:tcW w:type="dxa" w:w="1728"/>
             <w:shd w:val="clear" w:color="auto" w:fill="F8F9FA"/>
             <w:tcBorders>
               <w:top w:val="single" w:sz="4" w:color="E9ECEF"/>
@@ -7605,7 +7605,7 @@
                 <w:color w:val="59595B"/>
                 <w:sz w:val="19"/>
               </w:rPr>
-              <w:t>2026-04-19</w:t>
+              <w:t>—</w:t>
             </w:r>
           </w:p>
         </w:tc>
@@ -7637,7 +7637,7 @@
         </w:tc>
         <w:tc>
           <w:tcPr>
-            <w:tcW w:type="dxa" w:w="2592"/>
+            <w:tcW w:type="dxa" w:w="2448"/>
             <w:tcBorders>
               <w:top w:val="single" w:sz="4" w:color="E9ECEF"/>
               <w:left w:val="single" w:sz="4" w:color="E9ECEF"/>
@@ -7663,7 +7663,7 @@
         </w:tc>
         <w:tc>
           <w:tcPr>
-            <w:tcW w:type="dxa" w:w="1872"/>
+            <w:tcW w:type="dxa" w:w="1728"/>
             <w:tcBorders>
               <w:top w:val="single" w:sz="4" w:color="E9ECEF"/>
               <w:left w:val="single" w:sz="4" w:color="E9ECEF"/>
@@ -7689,7 +7689,7 @@
         </w:tc>
         <w:tc>
           <w:tcPr>
-            <w:tcW w:type="dxa" w:w="1872"/>
+            <w:tcW w:type="dxa" w:w="1728"/>
             <w:tcBorders>
               <w:top w:val="single" w:sz="4" w:color="E9ECEF"/>
               <w:left w:val="single" w:sz="4" w:color="E9ECEF"/>
@@ -7764,7 +7764,7 @@
                 <w:color w:val="59595B"/>
                 <w:sz w:val="19"/>
               </w:rPr>
-              <w:t>2026-04-26</w:t>
+              <w:t>—</w:t>
             </w:r>
           </w:p>
         </w:tc>
@@ -7797,7 +7797,7 @@
         </w:tc>
         <w:tc>
           <w:tcPr>
-            <w:tcW w:type="dxa" w:w="2592"/>
+            <w:tcW w:type="dxa" w:w="2448"/>
             <w:shd w:val="clear" w:color="auto" w:fill="F8F9FA"/>
             <w:tcBorders>
               <w:top w:val="single" w:sz="4" w:color="E9ECEF"/>
@@ -7824,7 +7824,7 @@
         </w:tc>
         <w:tc>
           <w:tcPr>
-            <w:tcW w:type="dxa" w:w="1872"/>
+            <w:tcW w:type="dxa" w:w="1728"/>
             <w:shd w:val="clear" w:color="auto" w:fill="F8F9FA"/>
             <w:tcBorders>
               <w:top w:val="single" w:sz="4" w:color="E9ECEF"/>
@@ -7851,7 +7851,7 @@
         </w:tc>
         <w:tc>
           <w:tcPr>
-            <w:tcW w:type="dxa" w:w="1872"/>
+            <w:tcW w:type="dxa" w:w="1728"/>
             <w:shd w:val="clear" w:color="auto" w:fill="F8F9FA"/>
             <w:tcBorders>
               <w:top w:val="single" w:sz="4" w:color="E9ECEF"/>
@@ -7927,7 +7927,7 @@
                 <w:color w:val="59595B"/>
                 <w:sz w:val="19"/>
               </w:rPr>
-              <w:t>2026-04-24</w:t>
+              <w:t>—</w:t>
             </w:r>
           </w:p>
         </w:tc>
@@ -7959,7 +7959,7 @@
         </w:tc>
         <w:tc>
           <w:tcPr>
-            <w:tcW w:type="dxa" w:w="2592"/>
+            <w:tcW w:type="dxa" w:w="2448"/>
             <w:tcBorders>
               <w:top w:val="single" w:sz="4" w:color="E9ECEF"/>
               <w:left w:val="single" w:sz="4" w:color="E9ECEF"/>
@@ -7985,7 +7985,7 @@
         </w:tc>
         <w:tc>
           <w:tcPr>
-            <w:tcW w:type="dxa" w:w="1872"/>
+            <w:tcW w:type="dxa" w:w="1728"/>
             <w:tcBorders>
               <w:top w:val="single" w:sz="4" w:color="E9ECEF"/>
               <w:left w:val="single" w:sz="4" w:color="E9ECEF"/>
@@ -8011,7 +8011,7 @@
         </w:tc>
         <w:tc>
           <w:tcPr>
-            <w:tcW w:type="dxa" w:w="1872"/>
+            <w:tcW w:type="dxa" w:w="1728"/>
             <w:tcBorders>
               <w:top w:val="single" w:sz="4" w:color="E9ECEF"/>
               <w:left w:val="single" w:sz="4" w:color="E9ECEF"/>
@@ -8086,7 +8086,7 @@
                 <w:color w:val="59595B"/>
                 <w:sz w:val="19"/>
               </w:rPr>
-              <w:t>2026-04-19</w:t>
+              <w:t>—</w:t>
             </w:r>
           </w:p>
         </w:tc>
@@ -8119,7 +8119,7 @@
         </w:tc>
         <w:tc>
           <w:tcPr>
-            <w:tcW w:type="dxa" w:w="2592"/>
+            <w:tcW w:type="dxa" w:w="2448"/>
             <w:shd w:val="clear" w:color="auto" w:fill="F8F9FA"/>
             <w:tcBorders>
               <w:top w:val="single" w:sz="4" w:color="E9ECEF"/>
@@ -8146,7 +8146,7 @@
         </w:tc>
         <w:tc>
           <w:tcPr>
-            <w:tcW w:type="dxa" w:w="1872"/>
+            <w:tcW w:type="dxa" w:w="1728"/>
             <w:shd w:val="clear" w:color="auto" w:fill="F8F9FA"/>
             <w:tcBorders>
               <w:top w:val="single" w:sz="4" w:color="E9ECEF"/>
@@ -8173,7 +8173,7 @@
         </w:tc>
         <w:tc>
           <w:tcPr>
-            <w:tcW w:type="dxa" w:w="1872"/>
+            <w:tcW w:type="dxa" w:w="1728"/>
             <w:shd w:val="clear" w:color="auto" w:fill="F8F9FA"/>
             <w:tcBorders>
               <w:top w:val="single" w:sz="4" w:color="E9ECEF"/>
@@ -8249,7 +8249,7 @@
                 <w:color w:val="59595B"/>
                 <w:sz w:val="19"/>
               </w:rPr>
-              <w:t>2026-04-19</w:t>
+              <w:t>—</w:t>
             </w:r>
           </w:p>
         </w:tc>
@@ -8281,7 +8281,7 @@
         </w:tc>
         <w:tc>
           <w:tcPr>
-            <w:tcW w:type="dxa" w:w="2592"/>
+            <w:tcW w:type="dxa" w:w="2448"/>
             <w:tcBorders>
               <w:top w:val="single" w:sz="4" w:color="E9ECEF"/>
               <w:left w:val="single" w:sz="4" w:color="E9ECEF"/>
@@ -8307,7 +8307,7 @@
         </w:tc>
         <w:tc>
           <w:tcPr>
-            <w:tcW w:type="dxa" w:w="1872"/>
+            <w:tcW w:type="dxa" w:w="1728"/>
             <w:tcBorders>
               <w:top w:val="single" w:sz="4" w:color="E9ECEF"/>
               <w:left w:val="single" w:sz="4" w:color="E9ECEF"/>
@@ -8333,7 +8333,7 @@
         </w:tc>
         <w:tc>
           <w:tcPr>
-            <w:tcW w:type="dxa" w:w="1872"/>
+            <w:tcW w:type="dxa" w:w="1728"/>
             <w:tcBorders>
               <w:top w:val="single" w:sz="4" w:color="E9ECEF"/>
               <w:left w:val="single" w:sz="4" w:color="E9ECEF"/>
@@ -8408,7 +8408,7 @@
                 <w:color w:val="59595B"/>
                 <w:sz w:val="19"/>
               </w:rPr>
-              <w:t>2026-04-26</w:t>
+              <w:t>—</w:t>
             </w:r>
           </w:p>
         </w:tc>
@@ -8441,7 +8441,7 @@
         </w:tc>
         <w:tc>
           <w:tcPr>
-            <w:tcW w:type="dxa" w:w="2592"/>
+            <w:tcW w:type="dxa" w:w="2448"/>
             <w:shd w:val="clear" w:color="auto" w:fill="F8F9FA"/>
             <w:tcBorders>
               <w:top w:val="single" w:sz="4" w:color="E9ECEF"/>
@@ -8468,7 +8468,7 @@
         </w:tc>
         <w:tc>
           <w:tcPr>
-            <w:tcW w:type="dxa" w:w="1872"/>
+            <w:tcW w:type="dxa" w:w="1728"/>
             <w:shd w:val="clear" w:color="auto" w:fill="F8F9FA"/>
             <w:tcBorders>
               <w:top w:val="single" w:sz="4" w:color="E9ECEF"/>
@@ -8495,7 +8495,7 @@
         </w:tc>
         <w:tc>
           <w:tcPr>
-            <w:tcW w:type="dxa" w:w="1872"/>
+            <w:tcW w:type="dxa" w:w="1728"/>
             <w:shd w:val="clear" w:color="auto" w:fill="F8F9FA"/>
             <w:tcBorders>
               <w:top w:val="single" w:sz="4" w:color="E9ECEF"/>
@@ -8571,7 +8571,7 @@
                 <w:color w:val="59595B"/>
                 <w:sz w:val="19"/>
               </w:rPr>
-              <w:t>2026-04-19</w:t>
+              <w:t>—</w:t>
             </w:r>
           </w:p>
         </w:tc>
@@ -8603,7 +8603,7 @@
         </w:tc>
         <w:tc>
           <w:tcPr>
-            <w:tcW w:type="dxa" w:w="2592"/>
+            <w:tcW w:type="dxa" w:w="2448"/>
             <w:tcBorders>
               <w:top w:val="single" w:sz="4" w:color="E9ECEF"/>
               <w:left w:val="single" w:sz="4" w:color="E9ECEF"/>
@@ -8629,7 +8629,7 @@
         </w:tc>
         <w:tc>
           <w:tcPr>
-            <w:tcW w:type="dxa" w:w="1872"/>
+            <w:tcW w:type="dxa" w:w="1728"/>
             <w:tcBorders>
               <w:top w:val="single" w:sz="4" w:color="E9ECEF"/>
               <w:left w:val="single" w:sz="4" w:color="E9ECEF"/>
@@ -8655,7 +8655,7 @@
         </w:tc>
         <w:tc>
           <w:tcPr>
-            <w:tcW w:type="dxa" w:w="1872"/>
+            <w:tcW w:type="dxa" w:w="1728"/>
             <w:tcBorders>
               <w:top w:val="single" w:sz="4" w:color="E9ECEF"/>
               <w:left w:val="single" w:sz="4" w:color="E9ECEF"/>
@@ -8730,7 +8730,7 @@
                 <w:color w:val="59595B"/>
                 <w:sz w:val="19"/>
               </w:rPr>
-              <w:t>2026-04-27</w:t>
+              <w:t>—</w:t>
             </w:r>
           </w:p>
         </w:tc>
@@ -8763,7 +8763,7 @@
         </w:tc>
         <w:tc>
           <w:tcPr>
-            <w:tcW w:type="dxa" w:w="2592"/>
+            <w:tcW w:type="dxa" w:w="2448"/>
             <w:shd w:val="clear" w:color="auto" w:fill="F8F9FA"/>
             <w:tcBorders>
               <w:top w:val="single" w:sz="4" w:color="E9ECEF"/>
@@ -8790,7 +8790,7 @@
         </w:tc>
         <w:tc>
           <w:tcPr>
-            <w:tcW w:type="dxa" w:w="1872"/>
+            <w:tcW w:type="dxa" w:w="1728"/>
             <w:shd w:val="clear" w:color="auto" w:fill="F8F9FA"/>
             <w:tcBorders>
               <w:top w:val="single" w:sz="4" w:color="E9ECEF"/>
@@ -8817,7 +8817,7 @@
         </w:tc>
         <w:tc>
           <w:tcPr>
-            <w:tcW w:type="dxa" w:w="1872"/>
+            <w:tcW w:type="dxa" w:w="1728"/>
             <w:shd w:val="clear" w:color="auto" w:fill="F8F9FA"/>
             <w:tcBorders>
               <w:top w:val="single" w:sz="4" w:color="E9ECEF"/>
@@ -8883,7 +8883,7 @@
           <w:color w:val="59595B"/>
           <w:sz w:val="20"/>
         </w:rPr>
-        <w:t>Showing 40 of 163 alerts. Full list available on request.</w:t>
+        <w:t>Showing 40 of 163 alerts. Full list available on request — email support@technijian.com.</w:t>
       </w:r>
     </w:p>
     <w:p>
@@ -9128,6 +9128,78 @@
                 <w:color w:val="006DB6"/>
                 <w:sz w:val="28"/>
               </w:rPr>
+              <w:t xml:space="preserve">  Industry News &amp; Vendor Innovations</w:t>
+            </w:r>
+          </w:p>
+        </w:tc>
+      </w:tr>
+    </w:tbl>
+    <w:p>
+      <w:pPr>
+        <w:spacing w:after="160"/>
+      </w:pPr>
+      <w:r>
+        <w:rPr>
+          <w:rFonts w:ascii="Open Sans" w:hAnsi="Open Sans"/>
+          <w:b w:val="0"/>
+          <w:i w:val="0"/>
+          <w:color w:val="59595B"/>
+          <w:sz w:val="22"/>
+        </w:rPr>
+        <w:t>CrowdStrike announced no major platform changes this month. Routine detection-content updates and sensor improvements continued to roll out automatically. Technijian tracks CrowdStrike's release notes monthly so future updates land in this section as they're published.</w:t>
+      </w:r>
+    </w:p>
+    <w:p/>
+    <w:tbl>
+      <w:tblPr>
+        <w:tblW w:type="auto" w:w="0"/>
+        <w:tblLayout w:type="fixed"/>
+        <w:tblLook w:firstColumn="1" w:firstRow="1" w:lastColumn="0" w:lastRow="0" w:noHBand="0" w:noVBand="1" w:val="04A0"/>
+      </w:tblPr>
+      <w:tblGrid>
+        <w:gridCol w:w="94"/>
+        <w:gridCol w:w="8976"/>
+      </w:tblGrid>
+      <w:tr>
+        <w:tc>
+          <w:tcPr>
+            <w:tcW w:type="dxa" w:w="94"/>
+            <w:shd w:val="clear" w:color="auto" w:fill="006DB6"/>
+            <w:tcBorders>
+              <w:top w:val="nil"/>
+              <w:left w:val="nil"/>
+              <w:bottom w:val="nil"/>
+              <w:right w:val="nil"/>
+              <w:insideH w:val="nil"/>
+              <w:insideV w:val="nil"/>
+            </w:tcBorders>
+          </w:tcPr>
+          <w:p/>
+        </w:tc>
+        <w:tc>
+          <w:tcPr>
+            <w:tcW w:type="dxa" w:w="8976"/>
+            <w:tcBorders>
+              <w:top w:val="nil"/>
+              <w:left w:val="nil"/>
+              <w:bottom w:val="nil"/>
+              <w:right w:val="nil"/>
+              <w:insideH w:val="nil"/>
+              <w:insideV w:val="nil"/>
+            </w:tcBorders>
+          </w:tcPr>
+          <w:p>
+            <w:pPr>
+              <w:spacing w:before="80" w:after="80"/>
+            </w:pPr>
+            <w:r>
+              <w:rPr>
+                <w:rFonts w:ascii="Open Sans" w:hAnsi="Open Sans"/>
+                <w:b/>
+                <w:i w:val="0"/>
+                <w:color w:val="006DB6"/>
+                <w:sz w:val="28"/>
+              </w:rPr>
               <w:t xml:space="preserve">  Recommendations</w:t>
             </w:r>
           </w:p>
@@ -9146,7 +9218,184 @@
           <w:color w:val="59595B"/>
           <w:sz w:val="22"/>
         </w:rPr>
-        <w:t>No Critical or High severity alerts fired this month. Continue operating under your current Falcon policy and contact your Technijian account manager if you plan to add or remove endpoints.</w:t>
+        <w:t>No Critical or High severity alerts fired this month. Continue operating under your current Falcon policy and email support@technijian.com if you plan to add or remove endpoints.</w:t>
+      </w:r>
+    </w:p>
+    <w:p/>
+    <w:tbl>
+      <w:tblPr>
+        <w:tblW w:type="auto" w:w="0"/>
+        <w:tblLayout w:type="fixed"/>
+        <w:tblLook w:firstColumn="1" w:firstRow="1" w:lastColumn="0" w:lastRow="0" w:noHBand="0" w:noVBand="1" w:val="04A0"/>
+      </w:tblPr>
+      <w:tblGrid>
+        <w:gridCol w:w="94"/>
+        <w:gridCol w:w="8976"/>
+      </w:tblGrid>
+      <w:tr>
+        <w:tc>
+          <w:tcPr>
+            <w:tcW w:type="dxa" w:w="94"/>
+            <w:shd w:val="clear" w:color="auto" w:fill="006DB6"/>
+            <w:tcBorders>
+              <w:top w:val="nil"/>
+              <w:left w:val="nil"/>
+              <w:bottom w:val="nil"/>
+              <w:right w:val="nil"/>
+              <w:insideH w:val="nil"/>
+              <w:insideV w:val="nil"/>
+            </w:tcBorders>
+          </w:tcPr>
+          <w:p/>
+        </w:tc>
+        <w:tc>
+          <w:tcPr>
+            <w:tcW w:type="dxa" w:w="8976"/>
+            <w:tcBorders>
+              <w:top w:val="nil"/>
+              <w:left w:val="nil"/>
+              <w:bottom w:val="nil"/>
+              <w:right w:val="nil"/>
+              <w:insideH w:val="nil"/>
+              <w:insideV w:val="nil"/>
+            </w:tcBorders>
+          </w:tcPr>
+          <w:p>
+            <w:pPr>
+              <w:spacing w:before="80" w:after="80"/>
+            </w:pPr>
+            <w:r>
+              <w:rPr>
+                <w:rFonts w:ascii="Open Sans" w:hAnsi="Open Sans"/>
+                <w:b/>
+                <w:i w:val="0"/>
+                <w:color w:val="006DB6"/>
+                <w:sz w:val="28"/>
+              </w:rPr>
+              <w:t xml:space="preserve">  How This Protection Works</w:t>
+            </w:r>
+          </w:p>
+        </w:tc>
+      </w:tr>
+    </w:tbl>
+    <w:p>
+      <w:pPr>
+        <w:spacing w:after="160"/>
+      </w:pPr>
+      <w:r>
+        <w:rPr>
+          <w:rFonts w:ascii="Open Sans" w:hAnsi="Open Sans"/>
+          <w:b w:val="0"/>
+          <w:i w:val="0"/>
+          <w:color w:val="59595B"/>
+          <w:sz w:val="22"/>
+        </w:rPr>
+        <w:t>Your endpoints are protected by a layered security stack — CrowdStrike Falcon and Huntress working alongside each other — chosen and managed by Technijian as an MSP best-practice configuration. Here's what each piece does and why we run both.</w:t>
+      </w:r>
+    </w:p>
+    <w:p>
+      <w:pPr>
+        <w:spacing w:after="160"/>
+      </w:pPr>
+      <w:r>
+        <w:rPr>
+          <w:rFonts w:ascii="Open Sans" w:hAnsi="Open Sans"/>
+          <w:b/>
+          <w:i w:val="0"/>
+          <w:color w:val="1A1A2E"/>
+          <w:sz w:val="24"/>
+        </w:rPr>
+        <w:t>CrowdStrike Falcon: AI-driven EDR with the Falcon Overwatch SOC</w:t>
+      </w:r>
+    </w:p>
+    <w:p>
+      <w:pPr>
+        <w:spacing w:after="160"/>
+      </w:pPr>
+      <w:r>
+        <w:rPr>
+          <w:rFonts w:ascii="Open Sans" w:hAnsi="Open Sans"/>
+          <w:b w:val="0"/>
+          <w:i w:val="0"/>
+          <w:color w:val="59595B"/>
+          <w:sz w:val="22"/>
+        </w:rPr>
+        <w:t>CrowdStrike Falcon is the EDR (Endpoint Detection and Response) layer. Falcon's behavioral AI inspects every process, network connection, and file operation on your endpoints in real time and stops identified threats before they can execute. On top of the AI, CrowdStrike's Falcon Overwatch managed-threat-hunting team — the same elite NOC that protects Fortune 500s and government agencies — watches your environment 24×7 looking for the kind of slow, low-and-slow adversary tradecraft that automated detection alone can miss. Overwatch hunters reach out directly when they see something that needs immediate action.</w:t>
+      </w:r>
+    </w:p>
+    <w:p>
+      <w:pPr>
+        <w:spacing w:after="160"/>
+      </w:pPr>
+      <w:r>
+        <w:rPr>
+          <w:rFonts w:ascii="Open Sans" w:hAnsi="Open Sans"/>
+          <w:b/>
+          <w:i w:val="0"/>
+          <w:color w:val="1A1A2E"/>
+          <w:sz w:val="24"/>
+        </w:rPr>
+        <w:t>Huntress: managed detection &amp; response with a 24×7 SOC</w:t>
+      </w:r>
+    </w:p>
+    <w:p>
+      <w:pPr>
+        <w:spacing w:after="160"/>
+      </w:pPr>
+      <w:r>
+        <w:rPr>
+          <w:rFonts w:ascii="Open Sans" w:hAnsi="Open Sans"/>
+          <w:b w:val="0"/>
+          <w:i w:val="0"/>
+          <w:color w:val="59595B"/>
+          <w:sz w:val="22"/>
+        </w:rPr>
+        <w:t>Huntress runs its own Security Operations Center staffed with threat hunters who review every signal that fires on your endpoints around the clock — not just nights and weekends, but 24×7×365. When the Huntress agent flags suspicious behavior (persistence mechanisms, process injection, credential abuse, known-bad files), the activity is examined by Huntress threat hunters BEFORE it ever reaches Technijian. False positives are filtered out at the source so that what does reach our team is signal, not noise. When Huntress sees something that needs attention, they coordinate response with Technijian and provide guided remediation playbooks.</w:t>
+      </w:r>
+    </w:p>
+    <w:p>
+      <w:pPr>
+        <w:spacing w:after="160"/>
+      </w:pPr>
+      <w:r>
+        <w:rPr>
+          <w:rFonts w:ascii="Open Sans" w:hAnsi="Open Sans"/>
+          <w:b/>
+          <w:i w:val="0"/>
+          <w:color w:val="1A1A2E"/>
+          <w:sz w:val="24"/>
+        </w:rPr>
+        <w:t>Why both? Defense in depth.</w:t>
+      </w:r>
+    </w:p>
+    <w:p>
+      <w:pPr>
+        <w:spacing w:after="160"/>
+      </w:pPr>
+      <w:r>
+        <w:rPr>
+          <w:rFonts w:ascii="Open Sans" w:hAnsi="Open Sans"/>
+          <w:b w:val="0"/>
+          <w:i w:val="0"/>
+          <w:color w:val="59595B"/>
+          <w:sz w:val="22"/>
+        </w:rPr>
+        <w:t>CrowdStrike and Huntress are deliberately complementary. CrowdStrike's Falcon is industry-leading nation-state-grade EDR with the broadest telemetry collection and the most mature threat-intel feed in the market. Huntress is tuned for the SMB and mid-market threat landscape — phishing-driven footholds, persistence tradecraft, credential theft, and the kinds of attacks that target managed-service customers. They use different detection styles, different telemetry sources, and different threat-intelligence pipelines.</w:t>
+      </w:r>
+    </w:p>
+    <w:p>
+      <w:pPr>
+        <w:spacing w:after="160"/>
+      </w:pPr>
+      <w:r>
+        <w:rPr>
+          <w:rFonts w:ascii="Open Sans" w:hAnsi="Open Sans"/>
+          <w:b w:val="0"/>
+          <w:i w:val="0"/>
+          <w:color w:val="59595B"/>
+          <w:sz w:val="22"/>
+        </w:rPr>
+        <w:t>Running them together gives your endpoints two independent sets of expert eyes — CrowdStrike's Overwatch team and Huntress's SOC — both watching 24×7. If one platform misses something, the other is extremely likely to catch it. This redundant, layered approach is the configuration Technijian recommends as best-in-class endpoint protection for clients who can't afford a security incident.</w:t>
       </w:r>
     </w:p>
     <w:p/>

--- a/clients/orx/crowdstrike/monthly/2026-04/ORX-CrowdStrike-Activity-2026-04.docx
+++ b/clients/orx/crowdstrike/monthly/2026-04/ORX-CrowdStrike-Activity-2026-04.docx
@@ -9272,6 +9272,201 @@
                 <w:color w:val="006DB6"/>
                 <w:sz w:val="28"/>
               </w:rPr>
+              <w:t xml:space="preserve">  Compliance Alignment</w:t>
+            </w:r>
+          </w:p>
+        </w:tc>
+      </w:tr>
+    </w:tbl>
+    <w:p>
+      <w:pPr>
+        <w:spacing w:after="160"/>
+      </w:pPr>
+      <w:r>
+        <w:rPr>
+          <w:rFonts w:ascii="Open Sans" w:hAnsi="Open Sans"/>
+          <w:b w:val="0"/>
+          <w:i w:val="0"/>
+          <w:color w:val="59595B"/>
+          <w:sz w:val="22"/>
+        </w:rPr>
+        <w:t>This client's industry classification is Healthcare. Based on that classification, the data Technijian's stack is helping protect is most likely characterized as: PHI.</w:t>
+      </w:r>
+    </w:p>
+    <w:p>
+      <w:pPr>
+        <w:spacing w:after="160"/>
+      </w:pPr>
+      <w:r>
+        <w:rPr>
+          <w:rFonts w:ascii="Open Sans" w:hAnsi="Open Sans"/>
+          <w:b w:val="0"/>
+          <w:i w:val="0"/>
+          <w:color w:val="59595B"/>
+          <w:sz w:val="21"/>
+        </w:rPr>
+        <w:t>All endpoints handle Protected Health Information (PHI). HIPAA Security Rule (45 CFR §164.302-318) requires administrative, physical, and technical safeguards. The HITECH Act extends breach-notification and audit obligations. California CMIA (Civil Code §56) adds state-specific patient confidentiality rules.</w:t>
+      </w:r>
+    </w:p>
+    <w:p>
+      <w:pPr>
+        <w:spacing w:after="160"/>
+      </w:pPr>
+      <w:r>
+        <w:rPr>
+          <w:rFonts w:ascii="Open Sans" w:hAnsi="Open Sans"/>
+          <w:b/>
+          <w:i w:val="0"/>
+          <w:color w:val="1A1A2E"/>
+          <w:sz w:val="22"/>
+        </w:rPr>
+        <w:t>How Technijian's monitoring stack supports each framework:</w:t>
+      </w:r>
+    </w:p>
+    <w:p>
+      <w:pPr>
+        <w:pStyle w:val="ListBullet"/>
+        <w:spacing w:after="80"/>
+      </w:pPr>
+      <w:r>
+        <w:rPr>
+          <w:rFonts w:ascii="Open Sans" w:hAnsi="Open Sans"/>
+          <w:b/>
+          <w:i w:val="0"/>
+          <w:color w:val="1A1A2E"/>
+          <w:sz w:val="22"/>
+        </w:rPr>
+        <w:t xml:space="preserve">HIPAA: </w:t>
+      </w:r>
+      <w:r>
+        <w:rPr>
+          <w:rFonts w:ascii="Open Sans" w:hAnsi="Open Sans"/>
+          <w:b w:val="0"/>
+          <w:i w:val="0"/>
+          <w:color w:val="59595B"/>
+          <w:sz w:val="22"/>
+        </w:rPr>
+        <w:t>endpoint detection &amp; response (Huntress + CrowdStrike), patch management (Endpoint Central), access auditing, and 24x7 incident response satisfy the technical safeguard requirements of 45 CFR §164.312 (access control, audit controls, integrity, transmission security).</w:t>
+      </w:r>
+    </w:p>
+    <w:p>
+      <w:pPr>
+        <w:pStyle w:val="ListBullet"/>
+        <w:spacing w:after="80"/>
+      </w:pPr>
+      <w:r>
+        <w:rPr>
+          <w:rFonts w:ascii="Open Sans" w:hAnsi="Open Sans"/>
+          <w:b/>
+          <w:i w:val="0"/>
+          <w:color w:val="1A1A2E"/>
+          <w:sz w:val="22"/>
+        </w:rPr>
+        <w:t xml:space="preserve">HITECH: </w:t>
+      </w:r>
+      <w:r>
+        <w:rPr>
+          <w:rFonts w:ascii="Open Sans" w:hAnsi="Open Sans"/>
+          <w:b w:val="0"/>
+          <w:i w:val="0"/>
+          <w:color w:val="59595B"/>
+          <w:sz w:val="22"/>
+        </w:rPr>
+        <w:t>automated detection of suspicious access events and Technijian's documented incident-response process keeps the breach-notification clock from running silently — any potential PHI exposure is investigated and timestamped within hours.</w:t>
+      </w:r>
+    </w:p>
+    <w:p>
+      <w:pPr>
+        <w:pStyle w:val="ListBullet"/>
+        <w:spacing w:after="80"/>
+      </w:pPr>
+      <w:r>
+        <w:rPr>
+          <w:rFonts w:ascii="Open Sans" w:hAnsi="Open Sans"/>
+          <w:b/>
+          <w:i w:val="0"/>
+          <w:color w:val="1A1A2E"/>
+          <w:sz w:val="22"/>
+        </w:rPr>
+        <w:t xml:space="preserve">California CMIA: </w:t>
+      </w:r>
+      <w:r>
+        <w:rPr>
+          <w:rFonts w:ascii="Open Sans" w:hAnsi="Open Sans"/>
+          <w:b w:val="0"/>
+          <w:i w:val="0"/>
+          <w:color w:val="59595B"/>
+          <w:sz w:val="22"/>
+        </w:rPr>
+        <w:t>the same access-auditing and detection pipeline that supports HIPAA also covers California's stricter CMIA confidentiality requirements for medical information.</w:t>
+      </w:r>
+    </w:p>
+    <w:p>
+      <w:pPr>
+        <w:spacing w:after="160"/>
+      </w:pPr>
+      <w:r>
+        <w:rPr>
+          <w:rFonts w:ascii="Open Sans" w:hAnsi="Open Sans"/>
+          <w:b w:val="0"/>
+          <w:i w:val="0"/>
+          <w:color w:val="59595B"/>
+          <w:sz w:val="19"/>
+        </w:rPr>
+        <w:t>This classification was generated automatically from the client's name and contact-domain signals. If the industry or compliance scope shown here doesn't match your operations, please reply to this report and we'll update the classification — Technijian's team can also produce a deeper compliance-posture report on request.</w:t>
+      </w:r>
+    </w:p>
+    <w:p/>
+    <w:tbl>
+      <w:tblPr>
+        <w:tblW w:type="auto" w:w="0"/>
+        <w:tblLayout w:type="fixed"/>
+        <w:tblLook w:firstColumn="1" w:firstRow="1" w:lastColumn="0" w:lastRow="0" w:noHBand="0" w:noVBand="1" w:val="04A0"/>
+      </w:tblPr>
+      <w:tblGrid>
+        <w:gridCol w:w="94"/>
+        <w:gridCol w:w="8976"/>
+      </w:tblGrid>
+      <w:tr>
+        <w:tc>
+          <w:tcPr>
+            <w:tcW w:type="dxa" w:w="94"/>
+            <w:shd w:val="clear" w:color="auto" w:fill="006DB6"/>
+            <w:tcBorders>
+              <w:top w:val="nil"/>
+              <w:left w:val="nil"/>
+              <w:bottom w:val="nil"/>
+              <w:right w:val="nil"/>
+              <w:insideH w:val="nil"/>
+              <w:insideV w:val="nil"/>
+            </w:tcBorders>
+          </w:tcPr>
+          <w:p/>
+        </w:tc>
+        <w:tc>
+          <w:tcPr>
+            <w:tcW w:type="dxa" w:w="8976"/>
+            <w:tcBorders>
+              <w:top w:val="nil"/>
+              <w:left w:val="nil"/>
+              <w:bottom w:val="nil"/>
+              <w:right w:val="nil"/>
+              <w:insideH w:val="nil"/>
+              <w:insideV w:val="nil"/>
+            </w:tcBorders>
+          </w:tcPr>
+          <w:p>
+            <w:pPr>
+              <w:spacing w:before="80" w:after="80"/>
+            </w:pPr>
+            <w:r>
+              <w:rPr>
+                <w:rFonts w:ascii="Open Sans" w:hAnsi="Open Sans"/>
+                <w:b/>
+                <w:i w:val="0"/>
+                <w:color w:val="006DB6"/>
+                <w:sz w:val="28"/>
+              </w:rPr>
               <w:t xml:space="preserve">  How This Protection Works</w:t>
             </w:r>
           </w:p>

--- a/clients/orx/crowdstrike/monthly/2026-04/ORX-CrowdStrike-Activity-2026-04.docx
+++ b/clients/orx/crowdstrike/monthly/2026-04/ORX-CrowdStrike-Activity-2026-04.docx
@@ -9077,6 +9077,132 @@
         <w:t>Endpoint inventory, sensor version, and detection telemetry were captured to support your security posture reviews and compliance reporting.</w:t>
       </w:r>
     </w:p>
+    <w:p>
+      <w:pPr>
+        <w:spacing w:after="160"/>
+      </w:pPr>
+      <w:r>
+        <w:rPr>
+          <w:rFonts w:ascii="Open Sans" w:hAnsi="Open Sans"/>
+          <w:b/>
+          <w:i w:val="0"/>
+          <w:color w:val="1A1A2E"/>
+          <w:sz w:val="24"/>
+        </w:rPr>
+        <w:t>Specific work delivered this month</w:t>
+      </w:r>
+    </w:p>
+    <w:p>
+      <w:pPr>
+        <w:spacing w:after="160"/>
+      </w:pPr>
+      <w:r>
+        <w:rPr>
+          <w:rFonts w:ascii="Open Sans" w:hAnsi="Open Sans"/>
+          <w:b w:val="0"/>
+          <w:i w:val="0"/>
+          <w:color w:val="59595B"/>
+          <w:sz w:val="22"/>
+        </w:rPr>
+        <w:t>These items are pulled directly from the time entries and tickets logged by Technijian's team during the period — actual work, not estimates.</w:t>
+      </w:r>
+    </w:p>
+    <w:p>
+      <w:pPr>
+        <w:pStyle w:val="ListBullet"/>
+        <w:spacing w:after="80"/>
+      </w:pPr>
+      <w:r>
+        <w:rPr>
+          <w:rFonts w:ascii="Open Sans" w:hAnsi="Open Sans"/>
+          <w:b w:val="0"/>
+          <w:i w:val="0"/>
+          <w:color w:val="59595B"/>
+          <w:sz w:val="22"/>
+        </w:rPr>
+        <w:t>Crowdstrike latest version(7.36.20805.0)updated on machines WKORX72,WKORX70,WKORX67,WKORX65 (handled by S. Sharma) — 0.9h of tech effort</w:t>
+      </w:r>
+    </w:p>
+    <w:p>
+      <w:pPr>
+        <w:pStyle w:val="ListBullet"/>
+        <w:spacing w:after="80"/>
+      </w:pPr>
+      <w:r>
+        <w:rPr>
+          <w:rFonts w:ascii="Open Sans" w:hAnsi="Open Sans"/>
+          <w:b w:val="0"/>
+          <w:i w:val="0"/>
+          <w:color w:val="59595B"/>
+          <w:sz w:val="22"/>
+        </w:rPr>
+        <w:t>Crowdstrike latest version (7.36.20805.0) updated on machine:- WKORX-02, WKORX32, WKORX37, WKORX42 (handled by Y. Kumar) — 0.9h of tech effort</w:t>
+      </w:r>
+    </w:p>
+    <w:p>
+      <w:pPr>
+        <w:pStyle w:val="ListBullet"/>
+        <w:spacing w:after="80"/>
+      </w:pPr>
+      <w:r>
+        <w:rPr>
+          <w:rFonts w:ascii="Open Sans" w:hAnsi="Open Sans"/>
+          <w:b w:val="0"/>
+          <w:i w:val="0"/>
+          <w:color w:val="59595B"/>
+          <w:sz w:val="22"/>
+        </w:rPr>
+        <w:t>Crowdstrike latest version (7.36.20805.0) updated on machine:- WKORX-01, WKORX-08, WKORX-04, WKORX21 (handled by Y. Kumar) — 1.0h of tech effort</w:t>
+      </w:r>
+    </w:p>
+    <w:p>
+      <w:pPr>
+        <w:pStyle w:val="ListBullet"/>
+        <w:spacing w:after="80"/>
+      </w:pPr>
+      <w:r>
+        <w:rPr>
+          <w:rFonts w:ascii="Open Sans" w:hAnsi="Open Sans"/>
+          <w:b w:val="0"/>
+          <w:i w:val="0"/>
+          <w:color w:val="59595B"/>
+          <w:sz w:val="22"/>
+        </w:rPr>
+        <w:t>Crowdstrike latest version ( 7.36.20805.0) updated on, WKORX40,WKORX35,WKORX54 &amp; WKORX-07 (handled by S. Kumar) — 1.0h of tech effort</w:t>
+      </w:r>
+    </w:p>
+    <w:p>
+      <w:pPr>
+        <w:pStyle w:val="ListBullet"/>
+        <w:spacing w:after="80"/>
+      </w:pPr>
+      <w:r>
+        <w:rPr>
+          <w:rFonts w:ascii="Open Sans" w:hAnsi="Open Sans"/>
+          <w:b w:val="0"/>
+          <w:i w:val="0"/>
+          <w:color w:val="59595B"/>
+          <w:sz w:val="22"/>
+        </w:rPr>
+        <w:t>CrowdStrike Sensor Updated with Version 7.36.20805.0: ORX-DC-3CX-01, ORX-DC-AD-03, ORX-DC-AD-04, ORX-DC-APP-01, ORX-DC-APP-04, ORX-DC-FS-01 (handled by A. Saraf) — 1.0h of tech effort</w:t>
+      </w:r>
+    </w:p>
+    <w:p>
+      <w:pPr>
+        <w:pStyle w:val="ListBullet"/>
+        <w:spacing w:after="80"/>
+      </w:pPr>
+      <w:r>
+        <w:rPr>
+          <w:rFonts w:ascii="Open Sans" w:hAnsi="Open Sans"/>
+          <w:b w:val="0"/>
+          <w:i w:val="0"/>
+          <w:color w:val="59595B"/>
+          <w:sz w:val="22"/>
+        </w:rPr>
+        <w:t>Crowdstrike latest version ( 7.36.20805.0) updated on, WKORX-03,WKORX50,WKORX66 &amp; WKORX69 (handled by S. Kumar) — 1.1h of tech effort</w:t>
+      </w:r>
+    </w:p>
     <w:p/>
     <w:tbl>
       <w:tblPr>
